--- a/tests/fixtures/synthetic/files/think_tank_report__fabricated_citations.docx
+++ b/tests/fixtures/synthetic/files/think_tank_report__fabricated_citations.docx
@@ -7,7 +7,7 @@
         <w:pStyle w:val="Title"/>
       </w:pPr>
       <w:r>
-        <w:t>A Policy Assessment of scalable desalination membranes for arid regions</w:t>
+        <w:t>A Policy Assessment of early detection of pancreatic cancer using circulating tumor DNA</w:t>
       </w:r>
     </w:p>
     <w:p>
@@ -20,7 +20,7 @@
     </w:p>
     <w:p>
       <w:r>
-        <w:t>The takeaways are meant to inform, not to prescribe. The evidence base is partial, and important gaps remain.</w:t>
+        <w:t>The takeaways are meant to inform, not to prescribe. Careful framing guards against overstatement.</w:t>
       </w:r>
     </w:p>
     <w:p>
@@ -33,7 +33,7 @@
     </w:p>
     <w:p>
       <w:r>
-        <w:t>The takeaways are meant to inform, not to prescribe. Recent analysis points toward a tractable path forward. The discussion draws on established system architecture methods and current data.</w:t>
+        <w:t>Careful framing guards against overstatement. Recent analysis points toward a tractable path forward. The evidence base is partial, and important gaps remain.</w:t>
       </w:r>
     </w:p>
     <w:p>
@@ -46,7 +46,7 @@
     </w:p>
     <w:p>
       <w:r>
-        <w:t>The conclusions here are beyond dispute and settle the debate for good. Careful framing guards against overstatement. Recent analysis points toward a tractable path forward. The evidence base is partial, and important gaps remain.</w:t>
+        <w:t>These findings will transform policy overnight, guaranteed. The evidence base is partial, and important gaps remain. This piece examines early detection of pancreatic cancer using circulating tumor DNA, a question of growing public interest. Recent analysis points toward a tractable path forward.</w:t>
       </w:r>
     </w:p>
     <w:p>
@@ -59,7 +59,7 @@
     </w:p>
     <w:p>
       <w:r>
-        <w:t>Practitioners and policymakers alike have a role to play here. The discussion draws on established system architecture methods and current data.</w:t>
+        <w:t>Careful framing guards against overstatement. The evidence base is partial, and important gaps remain.</w:t>
       </w:r>
     </w:p>
     <w:p>
@@ -75,7 +75,7 @@
         <w:pStyle w:val="ListNumber"/>
       </w:pPr>
       <w:r>
-        <w:t>[1] https://doi.org/10.6055/5bfz63pn</w:t>
+        <w:t>[1] https://doi.org/10.1371/journal.pone.0173664</w:t>
       </w:r>
     </w:p>
     <w:p>
@@ -83,7 +83,7 @@
         <w:pStyle w:val="ListNumber"/>
       </w:pPr>
       <w:r>
-        <w:t>[2] https://doi.org/10.1828/s54s8ag1</w:t>
+        <w:t>[2] https://doi.org/10.3449/971hspth</w:t>
       </w:r>
     </w:p>
     <w:p>
@@ -91,7 +91,7 @@
         <w:pStyle w:val="ListNumber"/>
       </w:pPr>
       <w:r>
-        <w:t>[3] https://doi.org/10.1101/gr.229102</w:t>
+        <w:t>[3] https://doi.org/10.8489/eh58b6pj</w:t>
       </w:r>
     </w:p>
     <w:p>
@@ -99,7 +99,7 @@
         <w:pStyle w:val="ListNumber"/>
       </w:pPr>
       <w:r>
-        <w:t>[4] https://doi.org/10.1001/jama.2016.9797</w:t>
+        <w:t>[4] https://doi.org/10.6780/p0lf7xe7</w:t>
       </w:r>
     </w:p>
     <w:p>
@@ -107,7 +107,7 @@
         <w:pStyle w:val="ListNumber"/>
       </w:pPr>
       <w:r>
-        <w:t>[5] https://doi.org/10.4189/x9sey629</w:t>
+        <w:t>[5] https://doi.org/10.1109/TPAMI.2016.2577031</w:t>
       </w:r>
     </w:p>
     <w:p>
@@ -115,7 +115,7 @@
         <w:pStyle w:val="ListNumber"/>
       </w:pPr>
       <w:r>
-        <w:t>[6] https://doi.org/10.1038/nature14539</w:t>
+        <w:t>[6] https://doi.org/10.7338/xqbwewpg</w:t>
       </w:r>
     </w:p>
     <w:p>
@@ -123,7 +123,31 @@
         <w:pStyle w:val="ListNumber"/>
       </w:pPr>
       <w:r>
-        <w:t>[7] https://doi.org/10.1016/j.cell.2016.07.054</w:t>
+        <w:t>[7] https://doi.org/10.1002/anie.201907688</w:t>
+      </w:r>
+    </w:p>
+    <w:p>
+      <w:pPr>
+        <w:pStyle w:val="ListNumber"/>
+      </w:pPr>
+      <w:r>
+        <w:t>[8] https://doi.org/10.1021/jacs.9b02765</w:t>
+      </w:r>
+    </w:p>
+    <w:p>
+      <w:pPr>
+        <w:pStyle w:val="ListNumber"/>
+      </w:pPr>
+      <w:r>
+        <w:t>[9] https://doi.org/10.3986/ie3csmcm</w:t>
+      </w:r>
+    </w:p>
+    <w:p>
+      <w:pPr>
+        <w:pStyle w:val="ListNumber"/>
+      </w:pPr>
+      <w:r>
+        <w:t>[10] https://doi.org/10.6080/6z84qcms</w:t>
       </w:r>
     </w:p>
     <w:sectPr>

--- a/tests/fixtures/synthetic/files/think_tank_report__fabricated_citations.docx
+++ b/tests/fixtures/synthetic/files/think_tank_report__fabricated_citations.docx
@@ -7,7 +7,7 @@
         <w:pStyle w:val="Title"/>
       </w:pPr>
       <w:r>
-        <w:t>A Policy Assessment of early detection of pancreatic cancer using circulating tumor DNA</w:t>
+        <w:t>Machine learning for protein structure prediction in drug discovery: Evidence and Options</w:t>
       </w:r>
     </w:p>
     <w:p>
@@ -20,7 +20,7 @@
     </w:p>
     <w:p>
       <w:r>
-        <w:t>The takeaways are meant to inform, not to prescribe. Careful framing guards against overstatement.</w:t>
+        <w:t>The discussion draws on established simulation methods and current data. This piece examines machine learning for protein structure prediction in drug discovery, a question of growing public interest.</w:t>
       </w:r>
     </w:p>
     <w:p>
@@ -33,7 +33,7 @@
     </w:p>
     <w:p>
       <w:r>
-        <w:t>Careful framing guards against overstatement. Recent analysis points toward a tractable path forward. The evidence base is partial, and important gaps remain.</w:t>
+        <w:t>Careful framing guards against overstatement. The takeaways are meant to inform, not to prescribe. The discussion draws on established simulation methods and current data.</w:t>
       </w:r>
     </w:p>
     <w:p>
@@ -46,7 +46,7 @@
     </w:p>
     <w:p>
       <w:r>
-        <w:t>These findings will transform policy overnight, guaranteed. The evidence base is partial, and important gaps remain. This piece examines early detection of pancreatic cancer using circulating tumor DNA, a question of growing public interest. Recent analysis points toward a tractable path forward.</w:t>
+        <w:t>This is, without question, the definitive account of the issue. Recent analysis points toward a tractable path forward. Practitioners and policymakers alike have a role to play here. This piece examines machine learning for protein structure prediction in drug discovery, a question of growing public interest.</w:t>
       </w:r>
     </w:p>
     <w:p>
@@ -59,7 +59,7 @@
     </w:p>
     <w:p>
       <w:r>
-        <w:t>Careful framing guards against overstatement. The evidence base is partial, and important gaps remain.</w:t>
+        <w:t>Practitioners and policymakers alike have a role to play here. The takeaways are meant to inform, not to prescribe.</w:t>
       </w:r>
     </w:p>
     <w:p>
@@ -83,7 +83,7 @@
         <w:pStyle w:val="ListNumber"/>
       </w:pPr>
       <w:r>
-        <w:t>[2] https://doi.org/10.3449/971hspth</w:t>
+        <w:t>[2] https://doi.org/10.3430/eir9uy7s</w:t>
       </w:r>
     </w:p>
     <w:p>
@@ -91,7 +91,7 @@
         <w:pStyle w:val="ListNumber"/>
       </w:pPr>
       <w:r>
-        <w:t>[3] https://doi.org/10.8489/eh58b6pj</w:t>
+        <w:t>[3] https://doi.org/10.1056/NEJMoa2034577</w:t>
       </w:r>
     </w:p>
     <w:p>
@@ -99,7 +99,7 @@
         <w:pStyle w:val="ListNumber"/>
       </w:pPr>
       <w:r>
-        <w:t>[4] https://doi.org/10.6780/p0lf7xe7</w:t>
+        <w:t>[4] https://doi.org/10.4743/0v3z0gu1</w:t>
       </w:r>
     </w:p>
     <w:p>
@@ -107,7 +107,7 @@
         <w:pStyle w:val="ListNumber"/>
       </w:pPr>
       <w:r>
-        <w:t>[5] https://doi.org/10.1109/TPAMI.2016.2577031</w:t>
+        <w:t>[5] https://doi.org/10.1001/jama.2016.9797</w:t>
       </w:r>
     </w:p>
     <w:p>
@@ -115,7 +115,7 @@
         <w:pStyle w:val="ListNumber"/>
       </w:pPr>
       <w:r>
-        <w:t>[6] https://doi.org/10.7338/xqbwewpg</w:t>
+        <w:t>[6] https://doi.org/10.1126/science.1259855</w:t>
       </w:r>
     </w:p>
     <w:p>
@@ -123,31 +123,7 @@
         <w:pStyle w:val="ListNumber"/>
       </w:pPr>
       <w:r>
-        <w:t>[7] https://doi.org/10.1002/anie.201907688</w:t>
-      </w:r>
-    </w:p>
-    <w:p>
-      <w:pPr>
-        <w:pStyle w:val="ListNumber"/>
-      </w:pPr>
-      <w:r>
-        <w:t>[8] https://doi.org/10.1021/jacs.9b02765</w:t>
-      </w:r>
-    </w:p>
-    <w:p>
-      <w:pPr>
-        <w:pStyle w:val="ListNumber"/>
-      </w:pPr>
-      <w:r>
-        <w:t>[9] https://doi.org/10.3986/ie3csmcm</w:t>
-      </w:r>
-    </w:p>
-    <w:p>
-      <w:pPr>
-        <w:pStyle w:val="ListNumber"/>
-      </w:pPr>
-      <w:r>
-        <w:t>[10] https://doi.org/10.6080/6z84qcms</w:t>
+        <w:t>[7] https://doi.org/10.7105/i9d99vh0</w:t>
       </w:r>
     </w:p>
     <w:sectPr>

--- a/tests/fixtures/synthetic/files/think_tank_report__fabricated_citations.docx
+++ b/tests/fixtures/synthetic/files/think_tank_report__fabricated_citations.docx
@@ -20,7 +20,7 @@
     </w:p>
     <w:p>
       <w:r>
-        <w:t>The discussion draws on established simulation methods and current data. This piece examines machine learning for protein structure prediction in drug discovery, a question of growing public interest.</w:t>
+        <w:t>The discussion draws on established simulation methods and current data [1]. This piece examines machine learning for protein structure prediction in drug discovery, a question of growing public interest [2].</w:t>
       </w:r>
     </w:p>
     <w:p>
@@ -33,7 +33,7 @@
     </w:p>
     <w:p>
       <w:r>
-        <w:t>Careful framing guards against overstatement. The takeaways are meant to inform, not to prescribe. The discussion draws on established simulation methods and current data.</w:t>
+        <w:t>Careful framing guards against overstatement [3]. The takeaways are meant to inform, not to prescribe [4]. The discussion draws on established simulation methods and current data [5].</w:t>
       </w:r>
     </w:p>
     <w:p>
@@ -46,7 +46,7 @@
     </w:p>
     <w:p>
       <w:r>
-        <w:t>This is, without question, the definitive account of the issue. Recent analysis points toward a tractable path forward. Practitioners and policymakers alike have a role to play here. This piece examines machine learning for protein structure prediction in drug discovery, a question of growing public interest.</w:t>
+        <w:t>This is, without question, the definitive account of the issue [6]. Recent analysis points toward a tractable path forward [7]. Practitioners and policymakers alike have a role to play here. This piece examines machine learning for protein structure prediction in drug discovery, a question of growing public interest.</w:t>
       </w:r>
     </w:p>
     <w:p>
@@ -60,6 +60,11 @@
     <w:p>
       <w:r>
         <w:t>Practitioners and policymakers alike have a role to play here. The takeaways are meant to inform, not to prescribe.</w:t>
+      </w:r>
+    </w:p>
+    <w:p>
+      <w:r>
+        <w:t>As one source notes, “This proposal addresses the target problem, a problem with substantial significance.” [1]</w:t>
       </w:r>
     </w:p>
     <w:p>
